--- a/ProjectManagement/ActionReport1B.docx
+++ b/ProjectManagement/ActionReport1B.docx
@@ -230,12 +230,12 @@
             <w:r>
               <w:fldChar w:fldCharType="begin">
                 <w:ffData>
-                  <w:name w:val="Check1"/>
+                  <w:name w:val=""/>
                   <w:enabled/>
                   <w:calcOnExit w:val="0"/>
                   <w:checkBox>
                     <w:sizeAuto/>
-                    <w:default w:val="1"/>
+                    <w:default w:val="0"/>
                   </w:checkBox>
                 </w:ffData>
               </w:fldChar>
@@ -270,6 +270,7 @@
                 </w:ffData>
               </w:fldChar>
             </w:r>
+            <w:bookmarkStart w:id="0" w:name="Check1"/>
             <w:r>
               <w:instrText xml:space="preserve"> FORMCHECKBOX </w:instrText>
             </w:r>
@@ -279,6 +280,7 @@
             <w:r>
               <w:fldChar w:fldCharType="end"/>
             </w:r>
+            <w:bookmarkEnd w:id="0"/>
             <w:r>
               <w:t xml:space="preserve"> </w:t>
             </w:r>

--- a/ProjectManagement/ActionReport1B.docx
+++ b/ProjectManagement/ActionReport1B.docx
@@ -343,7 +343,7 @@
           </w:tcPr>
           <w:p>
             <w:r>
-              <w:t>Formation of working group</w:t>
+              <w:t>This is a file change to test git/github</w:t>
             </w:r>
           </w:p>
         </w:tc>
